--- a/docs/eriksen_et_al_2026/eriksen_et_al_2026_ethics_declaration.docx
+++ b/docs/eriksen_et_al_2026/eriksen_et_al_2026_ethics_declaration.docx
@@ -1,8 +1,8 @@
 
 <file path=word/document.xml><?xml version="1.0" encoding="utf-8"?>
-<w:document xmlns:w="http://schemas.openxmlformats.org/wordprocessingml/2006/main">
+<w:document xmlns:w14="http://schemas.microsoft.com/office/word/2010/wordml" xmlns:wp14="http://schemas.microsoft.com/office/word/2010/wordprocessingDrawing" xmlns:w="http://schemas.openxmlformats.org/wordprocessingml/2006/main" xmlns:mc="http://schemas.openxmlformats.org/markup-compatibility/2006" mc:Ignorable="w14 wp14">
   <w:body>
-    <w:p>
+    <w:p xmlns:wp14="http://schemas.microsoft.com/office/word/2010/wordml" wp14:textId="77777777">
       <w:pPr>
         <w:pStyle w:val="Heading1"/>
         <w:spacing w:after="200"/>
@@ -10,14 +10,14 @@
       <w:r>
         <w:rPr>
           <w:b w:val="on"/>
-          <w:rFonts w:ascii="Calibri" w:hAnsi="Calibri" w:cs="Calibri" w:eastAsia="Calibri"/>
+          <w:rFonts w:ascii="Calibri" w:hAnsi="Calibri" w:eastAsia="Calibri" w:cs="Calibri"/>
           <w:sz w:val="32"/>
         </w:rPr>
         <w:t>Ethics declaration</w:t>
       </w:r>
     </w:p>
-    <w:p/>
-    <w:p>
+    <w:p xmlns:wp14="http://schemas.microsoft.com/office/word/2010/wordml" wp14:textId="77777777"/>
+    <w:p xmlns:wp14="http://schemas.microsoft.com/office/word/2010/wordml" wp14:textId="77777777">
       <w:pPr>
         <w:pStyle w:val="Heading2"/>
         <w:spacing w:after="200"/>
@@ -25,31 +25,53 @@
       <w:r>
         <w:rPr>
           <w:b w:val="on"/>
-          <w:rFonts w:ascii="Calibri" w:hAnsi="Calibri" w:cs="Calibri" w:eastAsia="Calibri"/>
+          <w:rFonts w:ascii="Calibri" w:hAnsi="Calibri" w:eastAsia="Calibri" w:cs="Calibri"/>
           <w:sz w:val="28"/>
         </w:rPr>
-        <w:t/>
       </w:r>
     </w:p>
-    <w:p>
+    <w:p xmlns:wp14="http://schemas.microsoft.com/office/word/2010/wordml" wp14:textId="623D67BC">
       <w:pPr>
         <w:spacing w:after="100"/>
       </w:pPr>
       <w:r>
         <w:rPr>
           <w:sz w:val="22"/>
-        </w:rPr>
-        <w:t>The author(s) declare(s) that the study does not involve humans nor animal subjects.</w:t>
+          <w:szCs w:val="22"/>
+          <w:lang w:val="en-US"/>
+        </w:rPr>
+        <w:t xml:space="preserve">The authors declare that the study does not involve humans </w:t>
+      </w:r>
+      <w:r>
+        <w:rPr>
+          <w:sz w:val="22"/>
+          <w:szCs w:val="22"/>
+          <w:lang w:val="en-US"/>
+        </w:rPr>
+        <w:t>or</w:t>
+      </w:r>
+      <w:r>
+        <w:rPr>
+          <w:sz w:val="22"/>
+          <w:szCs w:val="22"/>
+          <w:lang w:val="en-US"/>
+        </w:rPr>
+        <w:t xml:space="preserve"> animal subjects.</w:t>
       </w:r>
     </w:p>
-    <w:p/>
+    <w:p xmlns:wp14="http://schemas.microsoft.com/office/word/2010/wordml" wp14:textId="77777777"/>
+    <w:sectPr>
+      <w:pgMar w:top="1440" w:right="1440" w:bottom="1440" w:left="1440"/>
+      <w:pgSz w:w="12240" w:h="15840" w:orient="portrait"/>
+      <w:cols w:num="1"/>
+    </w:sectPr>
   </w:body>
 </w:document>
 </file>
 
 <file path=word/styles.xml><?xml version="1.0" encoding="utf-8"?>
-<w:styles xmlns:w="http://schemas.openxmlformats.org/wordprocessingml/2006/main">
-  <w:style w:styleId="Heading1" w:type="paragraph">
+<w:styles xmlns:w14="http://schemas.microsoft.com/office/word/2010/wordml" xmlns:wp14="http://schemas.microsoft.com/office/word/2010/wordprocessingDrawing" xmlns:w="http://schemas.openxmlformats.org/wordprocessingml/2006/main" xmlns:mc="http://schemas.openxmlformats.org/markup-compatibility/2006" mc:Ignorable="w14 wp14">
+  <w:style w:type="paragraph" w:styleId="Heading1">
     <w:name w:val="heading 1"/>
     <w:basedOn w:val="Normal"/>
     <w:next w:val="Normal"/>
@@ -58,7 +80,7 @@
       <w:outlineLvl w:val="0"/>
     </w:pPr>
   </w:style>
-  <w:style w:styleId="Heading2" w:type="paragraph">
+  <w:style w:type="paragraph" w:styleId="Heading2">
     <w:name w:val="heading 2"/>
     <w:basedOn w:val="Normal"/>
     <w:next w:val="Normal"/>
@@ -71,8 +93,8 @@
 </file>
 
 <file path=customXml/item1.xml><?xml version="1.0" encoding="utf-8"?>
-<ct:contentTypeSchema xmlns:ct="http://schemas.microsoft.com/office/2006/metadata/contentType" xmlns:ma="http://schemas.microsoft.com/office/2006/metadata/properties/metaAttributes" ct:_="" ma:_="" ma:contentTypeName="Dokument" ma:contentTypeID="0x01010042BAABD6925F494496B934A5144B3566" ma:contentTypeVersion="13" ma:contentTypeDescription="Opret et nyt dokument." ma:contentTypeScope="" ma:versionID="e6ab1a30b4a8c43d2c2c68365e0be335">
-  <xsd:schema xmlns:xsd="http://www.w3.org/2001/XMLSchema" xmlns:xs="http://www.w3.org/2001/XMLSchema" xmlns:p="http://schemas.microsoft.com/office/2006/metadata/properties" xmlns:ns2="17bcbdd8-5dc2-42bc-880f-f8ab9f4152c3" xmlns:ns3="82c9e6dd-94a6-418d-b42f-1c863545706c" targetNamespace="http://schemas.microsoft.com/office/2006/metadata/properties" ma:root="true" ma:fieldsID="33a891c59702ee43da36c1f61649cd94" ns2:_="" ns3:_="">
+<ct:contentTypeSchema xmlns:ct="http://schemas.microsoft.com/office/2006/metadata/contentType" xmlns:ma="http://schemas.microsoft.com/office/2006/metadata/properties/metaAttributes" ct:_="" ma:_="" ma:contentTypeName="Dokument" ma:contentTypeID="0x01010042BAABD6925F494496B934A5144B3566" ma:contentTypeVersion="14" ma:contentTypeDescription="Opret et nyt dokument." ma:contentTypeScope="" ma:versionID="4704891c262d0e6f6647af66314a6913">
+  <xsd:schema xmlns:xsd="http://www.w3.org/2001/XMLSchema" xmlns:xs="http://www.w3.org/2001/XMLSchema" xmlns:p="http://schemas.microsoft.com/office/2006/metadata/properties" xmlns:ns2="17bcbdd8-5dc2-42bc-880f-f8ab9f4152c3" xmlns:ns3="82c9e6dd-94a6-418d-b42f-1c863545706c" targetNamespace="http://schemas.microsoft.com/office/2006/metadata/properties" ma:root="true" ma:fieldsID="526723cf25143a4f57cd6ddaef474ca5" ns2:_="" ns3:_="">
     <xsd:import namespace="17bcbdd8-5dc2-42bc-880f-f8ab9f4152c3"/>
     <xsd:import namespace="82c9e6dd-94a6-418d-b42f-1c863545706c"/>
     <xsd:element name="properties">
@@ -93,6 +115,7 @@
                 <xsd:element ref="ns2:MediaServiceObjectDetectorVersions" minOccurs="0"/>
                 <xsd:element ref="ns2:MediaServiceSearchProperties" minOccurs="0"/>
                 <xsd:element ref="ns2:MediaServiceDateTaken" minOccurs="0"/>
+                <xsd:element ref="ns2:MediaLengthInSeconds" minOccurs="0"/>
               </xsd:all>
             </xsd:complexType>
           </xsd:element>
@@ -150,6 +173,11 @@
     <xsd:element name="MediaServiceDateTaken" ma:index="20" nillable="true" ma:displayName="MediaServiceDateTaken" ma:hidden="true" ma:indexed="true" ma:internalName="MediaServiceDateTaken" ma:readOnly="true">
       <xsd:simpleType>
         <xsd:restriction base="dms:Text"/>
+      </xsd:simpleType>
+    </xsd:element>
+    <xsd:element name="MediaLengthInSeconds" ma:index="21" nillable="true" ma:displayName="MediaLengthInSeconds" ma:hidden="true" ma:internalName="MediaLengthInSeconds" ma:readOnly="true">
+      <xsd:simpleType>
+        <xsd:restriction base="dms:Unknown"/>
       </xsd:simpleType>
     </xsd:element>
   </xsd:schema>
@@ -309,12 +337,19 @@
       <Terms xmlns="http://schemas.microsoft.com/office/infopath/2007/PartnerControls"/>
     </lcf76f155ced4ddcb4097134ff3c332f>
     <TaxCatchAll xmlns="82c9e6dd-94a6-418d-b42f-1c863545706c" xsi:nil="true"/>
+    <SharedWithUsers xmlns="82c9e6dd-94a6-418d-b42f-1c863545706c">
+      <UserInfo>
+        <DisplayName/>
+        <AccountId xsi:nil="true"/>
+        <AccountType/>
+      </UserInfo>
+    </SharedWithUsers>
   </documentManagement>
 </p:properties>
 </file>
 
 <file path=customXml/itemProps1.xml><?xml version="1.0" encoding="utf-8"?>
-<ds:datastoreItem xmlns:ds="http://schemas.openxmlformats.org/officeDocument/2006/customXml" ds:itemID="{92816314-EC1C-4A5C-A3FF-E6AB0A4612EB}"/>
+<ds:datastoreItem xmlns:ds="http://schemas.openxmlformats.org/officeDocument/2006/customXml" ds:itemID="{E2A99283-F9FB-459F-8CAE-87189DE4E772}"/>
 </file>
 
 <file path=customXml/itemProps2.xml><?xml version="1.0" encoding="utf-8"?>
